--- a/app/templates/tldn/LLC2/000_Hướng dẫn ký.docx
+++ b/app/templates/tldn/LLC2/000_Hướng dẫn ký.docx
@@ -514,17 +514,7 @@
                 <w:sz w:val="24"/>
                 <w:szCs w:val="24"/>
               </w:rPr>
-              <w:t>rep.</w:t>
-            </w:r>
-            <w:r>
-              <w:rPr>
-                <w:b/>
-                <w:bCs/>
-                <w:color w:val="000000"/>
-                <w:sz w:val="24"/>
-                <w:szCs w:val="24"/>
-              </w:rPr>
-              <w:t>personal</w:t>
+              <w:t>rep.personal</w:t>
             </w:r>
             <w:proofErr w:type="gramEnd"/>
             <w:r>
@@ -546,17 +536,7 @@
                 <w:sz w:val="24"/>
                 <w:szCs w:val="24"/>
               </w:rPr>
-              <w:t>info</w:t>
-            </w:r>
-            <w:r>
-              <w:rPr>
-                <w:b/>
-                <w:bCs/>
-                <w:color w:val="000000"/>
-                <w:sz w:val="24"/>
-                <w:szCs w:val="24"/>
-              </w:rPr>
-              <w:t>.full</w:t>
+              <w:t>info.full</w:t>
             </w:r>
             <w:proofErr w:type="gramEnd"/>
             <w:r>
@@ -1903,11 +1883,50 @@
               <w:rPr>
                 <w:b/>
                 <w:bCs/>
-              </w:rPr>
-              <w:t>___</w:t>
-            </w:r>
-            <w:r>
-              <w:t xml:space="preserve"> </w:t>
+                <w:sz w:val="24"/>
+                <w:szCs w:val="24"/>
+              </w:rPr>
+              <w:t>{{</w:t>
+            </w:r>
+            <w:proofErr w:type="gramStart"/>
+            <w:r>
+              <w:rPr>
+                <w:b/>
+                <w:bCs/>
+                <w:sz w:val="24"/>
+                <w:szCs w:val="24"/>
+              </w:rPr>
+              <w:t>rep.personal</w:t>
+            </w:r>
+            <w:proofErr w:type="gramEnd"/>
+            <w:r>
+              <w:rPr>
+                <w:b/>
+                <w:bCs/>
+                <w:sz w:val="24"/>
+                <w:szCs w:val="24"/>
+              </w:rPr>
+              <w:t>_</w:t>
+            </w:r>
+            <w:proofErr w:type="gramStart"/>
+            <w:r>
+              <w:rPr>
+                <w:b/>
+                <w:bCs/>
+                <w:sz w:val="24"/>
+                <w:szCs w:val="24"/>
+              </w:rPr>
+              <w:t>info.full</w:t>
+            </w:r>
+            <w:proofErr w:type="gramEnd"/>
+            <w:r>
+              <w:rPr>
+                <w:b/>
+                <w:bCs/>
+                <w:sz w:val="24"/>
+                <w:szCs w:val="24"/>
+              </w:rPr>
+              <w:t xml:space="preserve">_name}} </w:t>
             </w:r>
             <w:r>
               <w:rPr>
@@ -2088,6 +2107,10 @@
             </w:r>
             <w:sdt>
               <w:sdtPr>
+                <w:rPr>
+                  <w:sz w:val="24"/>
+                  <w:szCs w:val="24"/>
+                </w:rPr>
                 <w:tag w:val="goog_rdk_8"/>
                 <w:id w:val="1484349897"/>
               </w:sdtPr>
@@ -2097,11 +2120,64 @@
               <w:rPr>
                 <w:b/>
                 <w:bCs/>
-                <w:sz w:val="24"/>
-                <w:szCs w:val="24"/>
-                <w:lang w:val="en-US"/>
-              </w:rPr>
-              <w:t xml:space="preserve">___ </w:t>
+                <w:color w:val="000000"/>
+                <w:sz w:val="24"/>
+                <w:szCs w:val="24"/>
+              </w:rPr>
+              <w:t>{{</w:t>
+            </w:r>
+            <w:proofErr w:type="gramStart"/>
+            <w:r>
+              <w:rPr>
+                <w:b/>
+                <w:bCs/>
+                <w:color w:val="000000"/>
+                <w:sz w:val="24"/>
+                <w:szCs w:val="24"/>
+              </w:rPr>
+              <w:t>rep.personal</w:t>
+            </w:r>
+            <w:proofErr w:type="gramEnd"/>
+            <w:r>
+              <w:rPr>
+                <w:b/>
+                <w:bCs/>
+                <w:color w:val="000000"/>
+                <w:sz w:val="24"/>
+                <w:szCs w:val="24"/>
+              </w:rPr>
+              <w:t>_</w:t>
+            </w:r>
+            <w:proofErr w:type="gramStart"/>
+            <w:r>
+              <w:rPr>
+                <w:b/>
+                <w:bCs/>
+                <w:color w:val="000000"/>
+                <w:sz w:val="24"/>
+                <w:szCs w:val="24"/>
+              </w:rPr>
+              <w:t>info.full</w:t>
+            </w:r>
+            <w:proofErr w:type="gramEnd"/>
+            <w:r>
+              <w:rPr>
+                <w:b/>
+                <w:bCs/>
+                <w:color w:val="000000"/>
+                <w:sz w:val="24"/>
+                <w:szCs w:val="24"/>
+              </w:rPr>
+              <w:t>_name}}</w:t>
+            </w:r>
+            <w:r>
+              <w:rPr>
+                <w:color w:val="000000"/>
+                <w:sz w:val="24"/>
+                <w:szCs w:val="24"/>
+                <w:lang w:val="vi-VN"/>
+              </w:rPr>
+              <w:t xml:space="preserve"> </w:t>
             </w:r>
             <w:r>
               <w:rPr>
@@ -2901,6 +2977,7 @@
   <w:style w:type="character" w:default="1" w:styleId="DefaultParagraphFont">
     <w:name w:val="Default Paragraph Font"/>
     <w:uiPriority w:val="1"/>
+    <w:semiHidden/>
     <w:unhideWhenUsed/>
   </w:style>
   <w:style w:type="table" w:default="1" w:styleId="TableNormal">
